--- a/docs/프로젝트_기획서.docx
+++ b/docs/프로젝트_기획서.docx
@@ -411,7 +411,7 @@
     </w:p>
     <w:sdt>
       <w:sdtPr>
-        <w:id w:val="1890726510"/>
+        <w:id w:val="-411607983"/>
         <w:docPartObj>
           <w:docPartGallery w:val="Table of Contents"/>
           <w:docPartUnique w:val="1"/>
@@ -7532,7 +7532,7 @@
         <w:rPr>
           <w:rtl w:val="0"/>
         </w:rPr>
-        <w:t xml:space="preserve">7. AI 모델 설계(after)</w:t>
+        <w:t xml:space="preserve">7. AI 모델 설계</w:t>
       </w:r>
     </w:p>
     <w:p>
@@ -8926,7 +8926,7 @@
         <w:rPr>
           <w:rtl w:val="0"/>
         </w:rPr>
-        <w:t xml:space="preserve">8. 시스템 아키텍처 및 기술 스택(after)</w:t>
+        <w:t xml:space="preserve">8. 시스템 아키텍처 및 기술 스택</w:t>
       </w:r>
     </w:p>
     <w:p>
@@ -8960,7 +8960,7 @@
         <w:rPr>
           <w:rtl w:val="0"/>
         </w:rPr>
-        <w:t xml:space="preserve">클라이언트(PWA) ↔ 백엔드 API 서버 ↔ AI 추론 서버 / 실시간 통신 서버 구조로 구성되며, 이미지·녹취 파일은 오브젝트 스토리지에, 세션·캐시는 인메모리 저장소에 관리한다. 전 구간 HTTPS(TLS)로 통신한다.</w:t>
+        <w:t xml:space="preserve">클라이언트(PWA) ↔ 백엔드 API 서버 ↔ AI 추론 서버 / 실시간 통신 서버 구조로 구성되며, 이미지·녹취 파일은 AWS S3에, 세션·캐시는 인메모리 저장소에 관리한다. 전 구간 HTTPS(TLS)로 통신한다.</w:t>
       </w:r>
     </w:p>
     <w:p>
@@ -9031,6 +9031,12 @@
       </w:pPr>
       <w:r>
         <w:rPr>
+          <w:rtl w:val="0"/>
+        </w:rPr>
+        <w:t xml:space="preserve">API Server</w:t>
+      </w:r>
+      <w:r>
+        <w:rPr>
           <w:rFonts w:ascii="Malgun Gothic" w:cs="Malgun Gothic" w:eastAsia="Malgun Gothic" w:hAnsi="Malgun Gothic"/>
           <w:b w:val="0"/>
           <w:bCs w:val="0"/>
@@ -9046,7 +9052,57 @@
           <w:vertAlign w:val="baseline"/>
           <w:rtl w:val="0"/>
         </w:rPr>
-        <w:t xml:space="preserve">Client → AI 추론 서버: 표지판 이미지 업로드 → 위치 ID 추론</w:t>
+        <w:t xml:space="preserve"> → AI 추론 서버: </w:t>
+      </w:r>
+      <w:r>
+        <w:rPr>
+          <w:rtl w:val="0"/>
+        </w:rPr>
+        <w:t xml:space="preserve">사용자 업로드 </w:t>
+      </w:r>
+      <w:r>
+        <w:rPr>
+          <w:rFonts w:ascii="Malgun Gothic" w:cs="Malgun Gothic" w:eastAsia="Malgun Gothic" w:hAnsi="Malgun Gothic"/>
+          <w:b w:val="0"/>
+          <w:bCs w:val="0"/>
+          <w:i w:val="0"/>
+          <w:iCs w:val="0"/>
+          <w:smallCaps w:val="0"/>
+          <w:strike w:val="0"/>
+          <w:color w:val="1f2933"/>
+          <w:sz w:val="20"/>
+          <w:szCs w:val="20"/>
+          <w:u w:val="none"/>
+          <w:shd w:fill="auto" w:val="clear"/>
+          <w:vertAlign w:val="baseline"/>
+          <w:rtl w:val="0"/>
+        </w:rPr>
+        <w:t xml:space="preserve">표지판 이미지 </w:t>
+      </w:r>
+      <w:r>
+        <w:rPr>
+          <w:rtl w:val="0"/>
+        </w:rPr>
+        <w:t xml:space="preserve">전송</w:t>
+      </w:r>
+      <w:r>
+        <w:rPr>
+          <w:rFonts w:ascii="Malgun Gothic" w:cs="Malgun Gothic" w:eastAsia="Malgun Gothic" w:hAnsi="Malgun Gothic"/>
+          <w:b w:val="0"/>
+          <w:bCs w:val="0"/>
+          <w:i w:val="0"/>
+          <w:iCs w:val="0"/>
+          <w:smallCaps w:val="0"/>
+          <w:strike w:val="0"/>
+          <w:color w:val="1f2933"/>
+          <w:sz w:val="20"/>
+          <w:szCs w:val="20"/>
+          <w:u w:val="none"/>
+          <w:shd w:fill="auto" w:val="clear"/>
+          <w:vertAlign w:val="baseline"/>
+          <w:rtl w:val="0"/>
+        </w:rPr>
+        <w:t xml:space="preserve"> → 위치 ID 추론</w:t>
       </w:r>
     </w:p>
     <w:p>
@@ -9770,7 +9826,7 @@
                 <w:szCs w:val="18"/>
                 <w:rtl w:val="0"/>
               </w:rPr>
-              <w:t xml:space="preserve">관계형 DB(MySQL) + MongoDB</w:t>
+              <w:t xml:space="preserve">관계형 DB(MySQL)</w:t>
             </w:r>
             <w:r>
               <w:rPr>
@@ -9801,7 +9857,7 @@
                 <w:szCs w:val="18"/>
                 <w:rtl w:val="0"/>
               </w:rPr>
-              <w:t xml:space="preserve">정형 데이터 + 로그/비정형 데이터</w:t>
+              <w:t xml:space="preserve">정형 데이터</w:t>
             </w:r>
             <w:r>
               <w:rPr>
